--- a/CreditCardFraud/report/3.2~3.3_ejm.docx
+++ b/CreditCardFraud/report/3.2~3.3_ejm.docx
@@ -34,7 +34,27 @@
           <w:sz w:val="20"/>
           <w:szCs w:val="20"/>
         </w:rPr>
-        <w:t>신용카드 사기 거래 탐지 데이터셋의 구조를 이해하고, 모델 학습 전 필요한 전처리 방향을 설정하기 위해 탐색적 데이터 분석을 수행했습니다.</w:t>
+        <w:t xml:space="preserve">신용카드 사기 거래 탐지 데이터셋의 구조를 이해하고, 모델 학습 전 필요한 </w:t>
+      </w:r>
+      <w:proofErr w:type="spellStart"/>
+      <w:r>
+        <w:rPr>
+          <w:rFonts w:asciiTheme="majorHAnsi" w:eastAsiaTheme="majorHAnsi" w:hAnsiTheme="majorHAnsi" w:cstheme="majorBidi"/>
+          <w:color w:val="0D0D0D" w:themeColor="text1" w:themeTint="F2"/>
+          <w:sz w:val="20"/>
+          <w:szCs w:val="20"/>
+        </w:rPr>
+        <w:t>전처리</w:t>
+      </w:r>
+      <w:proofErr w:type="spellEnd"/>
+      <w:r>
+        <w:rPr>
+          <w:rFonts w:asciiTheme="majorHAnsi" w:eastAsiaTheme="majorHAnsi" w:hAnsiTheme="majorHAnsi" w:cstheme="majorBidi"/>
+          <w:color w:val="0D0D0D" w:themeColor="text1" w:themeTint="F2"/>
+          <w:sz w:val="20"/>
+          <w:szCs w:val="20"/>
+        </w:rPr>
+        <w:t xml:space="preserve"> 방향을 설정하기 위해 탐색적 데이터 분석을 수행했습니다.</w:t>
       </w:r>
     </w:p>
     <w:p>
@@ -215,14 +235,45 @@
           <w:szCs w:val="20"/>
         </w:rPr>
       </w:pPr>
-      <w:r>
-        <w:rPr>
-          <w:rFonts w:asciiTheme="majorHAnsi" w:eastAsiaTheme="majorHAnsi" w:hAnsiTheme="majorHAnsi" w:cstheme="majorBidi"/>
-          <w:color w:val="0D0D0D" w:themeColor="text1" w:themeTint="F2"/>
-          <w:sz w:val="20"/>
-          <w:szCs w:val="20"/>
-        </w:rPr>
-        <w:t>결측치: 모든 피처에서 결측치는 발견되지 않았습니다.</w:t>
+      <w:proofErr w:type="spellStart"/>
+      <w:r>
+        <w:rPr>
+          <w:rFonts w:asciiTheme="majorHAnsi" w:eastAsiaTheme="majorHAnsi" w:hAnsiTheme="majorHAnsi" w:cstheme="majorBidi"/>
+          <w:color w:val="0D0D0D" w:themeColor="text1" w:themeTint="F2"/>
+          <w:sz w:val="20"/>
+          <w:szCs w:val="20"/>
+        </w:rPr>
+        <w:t>결측치</w:t>
+      </w:r>
+      <w:proofErr w:type="spellEnd"/>
+      <w:r>
+        <w:rPr>
+          <w:rFonts w:asciiTheme="majorHAnsi" w:eastAsiaTheme="majorHAnsi" w:hAnsiTheme="majorHAnsi" w:cstheme="majorBidi"/>
+          <w:color w:val="0D0D0D" w:themeColor="text1" w:themeTint="F2"/>
+          <w:sz w:val="20"/>
+          <w:szCs w:val="20"/>
+        </w:rPr>
+        <w:t xml:space="preserve">: 모든 피처에서 </w:t>
+      </w:r>
+      <w:proofErr w:type="spellStart"/>
+      <w:r>
+        <w:rPr>
+          <w:rFonts w:asciiTheme="majorHAnsi" w:eastAsiaTheme="majorHAnsi" w:hAnsiTheme="majorHAnsi" w:cstheme="majorBidi"/>
+          <w:color w:val="0D0D0D" w:themeColor="text1" w:themeTint="F2"/>
+          <w:sz w:val="20"/>
+          <w:szCs w:val="20"/>
+        </w:rPr>
+        <w:t>결측치는</w:t>
+      </w:r>
+      <w:proofErr w:type="spellEnd"/>
+      <w:r>
+        <w:rPr>
+          <w:rFonts w:asciiTheme="majorHAnsi" w:eastAsiaTheme="majorHAnsi" w:hAnsiTheme="majorHAnsi" w:cstheme="majorBidi"/>
+          <w:color w:val="0D0D0D" w:themeColor="text1" w:themeTint="F2"/>
+          <w:sz w:val="20"/>
+          <w:szCs w:val="20"/>
+        </w:rPr>
+        <w:t xml:space="preserve"> 발견되지 않았습니다.</w:t>
       </w:r>
     </w:p>
     <w:p>
@@ -436,6 +487,7 @@
                 <w:szCs w:val="20"/>
               </w:rPr>
             </w:pPr>
+            <w:proofErr w:type="spellStart"/>
             <w:r>
               <w:rPr>
                 <w:rFonts w:asciiTheme="majorHAnsi" w:eastAsiaTheme="majorHAnsi" w:hAnsiTheme="majorHAnsi" w:cstheme="majorBidi"/>
@@ -445,7 +497,19 @@
                 <w:sz w:val="20"/>
                 <w:szCs w:val="20"/>
               </w:rPr>
-              <w:t>왜도(Skewness)</w:t>
+              <w:t>왜도</w:t>
+            </w:r>
+            <w:proofErr w:type="spellEnd"/>
+            <w:r>
+              <w:rPr>
+                <w:rFonts w:asciiTheme="majorHAnsi" w:eastAsiaTheme="majorHAnsi" w:hAnsiTheme="majorHAnsi" w:cstheme="majorBidi"/>
+                <w:b w:val="0"/>
+                <w:bCs w:val="0"/>
+                <w:color w:val="0D0D0D" w:themeColor="text1" w:themeTint="F2"/>
+                <w:sz w:val="20"/>
+                <w:szCs w:val="20"/>
+              </w:rPr>
+              <w:t>(Skewness)</w:t>
             </w:r>
           </w:p>
         </w:tc>
@@ -814,7 +878,27 @@
           <w:sz w:val="20"/>
           <w:szCs w:val="20"/>
         </w:rPr>
-        <w:t>Amount 피처는 평균(88.35) 대비 표준편차(250.12)가 매우 크고, 왜도(16.48)가 매우 높은 오른쪽으로 심하게 편향된(Skewed) 분포를 보입니다.</w:t>
+        <w:t xml:space="preserve">Amount 피처는 평균(88.35) 대비 표준편차(250.12)가 매우 크고, </w:t>
+      </w:r>
+      <w:proofErr w:type="spellStart"/>
+      <w:r>
+        <w:rPr>
+          <w:rFonts w:asciiTheme="majorHAnsi" w:eastAsiaTheme="majorHAnsi" w:hAnsiTheme="majorHAnsi" w:cstheme="majorBidi"/>
+          <w:color w:val="0D0D0D" w:themeColor="text1" w:themeTint="F2"/>
+          <w:sz w:val="20"/>
+          <w:szCs w:val="20"/>
+        </w:rPr>
+        <w:t>왜도</w:t>
+      </w:r>
+      <w:proofErr w:type="spellEnd"/>
+      <w:r>
+        <w:rPr>
+          <w:rFonts w:asciiTheme="majorHAnsi" w:eastAsiaTheme="majorHAnsi" w:hAnsiTheme="majorHAnsi" w:cstheme="majorBidi"/>
+          <w:color w:val="0D0D0D" w:themeColor="text1" w:themeTint="F2"/>
+          <w:sz w:val="20"/>
+          <w:szCs w:val="20"/>
+        </w:rPr>
+        <w:t>(16.48)가 매우 높은 오른쪽으로 심하게 편향된(Skewed) 분포를 보입니다.</w:t>
       </w:r>
     </w:p>
     <w:p>
@@ -933,10 +1017,12 @@
     </w:p>
     <w:p>
       <w:pPr>
+        <w:pStyle w:val="a6"/>
         <w:numPr>
           <w:ilvl w:val="1"/>
           <w:numId w:val="3"/>
         </w:numPr>
+        <w:ind w:leftChars="0"/>
         <w:rPr>
           <w:rFonts w:asciiTheme="majorHAnsi" w:eastAsiaTheme="majorHAnsi" w:hAnsiTheme="majorHAnsi" w:cstheme="majorBidi"/>
           <w:color w:val="0D0D0D" w:themeColor="text1" w:themeTint="F2"/>
@@ -1030,6 +1116,195 @@
     </w:p>
     <w:p>
       <w:pPr>
+        <w:jc w:val="center"/>
+        <w:rPr>
+          <w:rFonts w:asciiTheme="majorHAnsi" w:eastAsiaTheme="majorHAnsi" w:hAnsiTheme="majorHAnsi" w:cstheme="majorBidi"/>
+          <w:color w:val="0D0D0D" w:themeColor="text1" w:themeTint="F2"/>
+          <w:sz w:val="20"/>
+          <w:szCs w:val="20"/>
+        </w:rPr>
+      </w:pPr>
+      <w:r>
+        <w:rPr>
+          <w:rFonts w:asciiTheme="majorHAnsi" w:eastAsiaTheme="majorHAnsi" w:hAnsiTheme="majorHAnsi" w:cstheme="majorBidi"/>
+          <w:noProof/>
+          <w:color w:val="0D0D0D" w:themeColor="text1" w:themeTint="F2"/>
+          <w:sz w:val="20"/>
+          <w:szCs w:val="20"/>
+        </w:rPr>
+        <w:drawing>
+          <wp:inline distT="0" distB="0" distL="0" distR="0" wp14:anchorId="42AD7459" wp14:editId="46228E61">
+            <wp:extent cx="6782443" cy="3762375"/>
+            <wp:effectExtent l="0" t="0" r="0" b="0"/>
+            <wp:docPr id="1333708357" name="그림 2"/>
+            <wp:cNvGraphicFramePr>
+              <a:graphicFrameLocks xmlns:a="http://schemas.openxmlformats.org/drawingml/2006/main" noChangeAspect="1"/>
+            </wp:cNvGraphicFramePr>
+            <a:graphic xmlns:a="http://schemas.openxmlformats.org/drawingml/2006/main">
+              <a:graphicData uri="http://schemas.openxmlformats.org/drawingml/2006/picture">
+                <pic:pic xmlns:pic="http://schemas.openxmlformats.org/drawingml/2006/picture">
+                  <pic:nvPicPr>
+                    <pic:cNvPr id="0" name="Picture 5"/>
+                    <pic:cNvPicPr>
+                      <a:picLocks noChangeAspect="1" noChangeArrowheads="1"/>
+                    </pic:cNvPicPr>
+                  </pic:nvPicPr>
+                  <pic:blipFill>
+                    <a:blip r:embed="rId8">
+                      <a:extLst>
+                        <a:ext uri="{28A0092B-C50C-407E-A947-70E740481C1C}">
+                          <a14:useLocalDpi xmlns:a14="http://schemas.microsoft.com/office/drawing/2010/main" val="0"/>
+                        </a:ext>
+                      </a:extLst>
+                    </a:blip>
+                    <a:srcRect/>
+                    <a:stretch>
+                      <a:fillRect/>
+                    </a:stretch>
+                  </pic:blipFill>
+                  <pic:spPr bwMode="auto">
+                    <a:xfrm>
+                      <a:off x="0" y="0"/>
+                      <a:ext cx="6804261" cy="3774478"/>
+                    </a:xfrm>
+                    <a:prstGeom prst="rect">
+                      <a:avLst/>
+                    </a:prstGeom>
+                    <a:noFill/>
+                    <a:ln>
+                      <a:noFill/>
+                    </a:ln>
+                  </pic:spPr>
+                </pic:pic>
+              </a:graphicData>
+            </a:graphic>
+          </wp:inline>
+        </w:drawing>
+      </w:r>
+    </w:p>
+    <w:p>
+      <w:pPr>
+        <w:jc w:val="center"/>
+        <w:rPr>
+          <w:rFonts w:asciiTheme="majorHAnsi" w:eastAsiaTheme="majorHAnsi" w:hAnsiTheme="majorHAnsi" w:cstheme="majorBidi"/>
+          <w:color w:val="0D0D0D" w:themeColor="text1" w:themeTint="F2"/>
+          <w:sz w:val="20"/>
+          <w:szCs w:val="20"/>
+        </w:rPr>
+      </w:pPr>
+    </w:p>
+    <w:p>
+      <w:pPr>
+        <w:jc w:val="center"/>
+        <w:rPr>
+          <w:rFonts w:asciiTheme="majorHAnsi" w:eastAsiaTheme="majorHAnsi" w:hAnsiTheme="majorHAnsi" w:cstheme="majorBidi" w:hint="eastAsia"/>
+          <w:color w:val="0D0D0D" w:themeColor="text1" w:themeTint="F2"/>
+          <w:sz w:val="20"/>
+          <w:szCs w:val="20"/>
+        </w:rPr>
+      </w:pPr>
+    </w:p>
+    <w:p>
+      <w:pPr>
+        <w:jc w:val="center"/>
+        <w:rPr>
+          <w:rFonts w:asciiTheme="majorHAnsi" w:eastAsiaTheme="majorHAnsi" w:hAnsiTheme="majorHAnsi" w:cstheme="majorBidi"/>
+          <w:color w:val="0D0D0D" w:themeColor="text1" w:themeTint="F2"/>
+          <w:sz w:val="20"/>
+          <w:szCs w:val="20"/>
+        </w:rPr>
+      </w:pPr>
+    </w:p>
+    <w:p>
+      <w:pPr>
+        <w:jc w:val="center"/>
+        <w:rPr>
+          <w:rFonts w:asciiTheme="majorHAnsi" w:eastAsiaTheme="majorHAnsi" w:hAnsiTheme="majorHAnsi" w:cstheme="majorBidi" w:hint="eastAsia"/>
+          <w:color w:val="0D0D0D" w:themeColor="text1" w:themeTint="F2"/>
+          <w:sz w:val="20"/>
+          <w:szCs w:val="20"/>
+        </w:rPr>
+      </w:pPr>
+    </w:p>
+    <w:p>
+      <w:pPr>
+        <w:jc w:val="center"/>
+        <w:rPr>
+          <w:rFonts w:asciiTheme="majorHAnsi" w:eastAsiaTheme="majorHAnsi" w:hAnsiTheme="majorHAnsi" w:cstheme="majorBidi"/>
+          <w:color w:val="0D0D0D" w:themeColor="text1" w:themeTint="F2"/>
+          <w:sz w:val="20"/>
+          <w:szCs w:val="20"/>
+        </w:rPr>
+      </w:pPr>
+    </w:p>
+    <w:p>
+      <w:pPr>
+        <w:jc w:val="center"/>
+        <w:rPr>
+          <w:rFonts w:asciiTheme="majorHAnsi" w:eastAsiaTheme="majorHAnsi" w:hAnsiTheme="majorHAnsi" w:cstheme="majorBidi" w:hint="eastAsia"/>
+          <w:color w:val="0D0D0D" w:themeColor="text1" w:themeTint="F2"/>
+          <w:sz w:val="20"/>
+          <w:szCs w:val="20"/>
+        </w:rPr>
+      </w:pPr>
+    </w:p>
+    <w:p>
+      <w:pPr>
+        <w:jc w:val="center"/>
+        <w:rPr>
+          <w:rFonts w:asciiTheme="majorHAnsi" w:eastAsiaTheme="majorHAnsi" w:hAnsiTheme="majorHAnsi" w:cstheme="majorBidi"/>
+          <w:color w:val="0D0D0D" w:themeColor="text1" w:themeTint="F2"/>
+          <w:sz w:val="20"/>
+          <w:szCs w:val="20"/>
+        </w:rPr>
+      </w:pPr>
+    </w:p>
+    <w:p>
+      <w:pPr>
+        <w:jc w:val="center"/>
+        <w:rPr>
+          <w:rFonts w:asciiTheme="majorHAnsi" w:eastAsiaTheme="majorHAnsi" w:hAnsiTheme="majorHAnsi" w:cstheme="majorBidi" w:hint="eastAsia"/>
+          <w:color w:val="0D0D0D" w:themeColor="text1" w:themeTint="F2"/>
+          <w:sz w:val="20"/>
+          <w:szCs w:val="20"/>
+        </w:rPr>
+      </w:pPr>
+    </w:p>
+    <w:p>
+      <w:pPr>
+        <w:jc w:val="center"/>
+        <w:rPr>
+          <w:rFonts w:asciiTheme="majorHAnsi" w:eastAsiaTheme="majorHAnsi" w:hAnsiTheme="majorHAnsi" w:cstheme="majorBidi"/>
+          <w:color w:val="0D0D0D" w:themeColor="text1" w:themeTint="F2"/>
+          <w:sz w:val="20"/>
+          <w:szCs w:val="20"/>
+        </w:rPr>
+      </w:pPr>
+    </w:p>
+    <w:p>
+      <w:pPr>
+        <w:jc w:val="center"/>
+        <w:rPr>
+          <w:rFonts w:asciiTheme="majorHAnsi" w:eastAsiaTheme="majorHAnsi" w:hAnsiTheme="majorHAnsi" w:cstheme="majorBidi" w:hint="eastAsia"/>
+          <w:color w:val="0D0D0D" w:themeColor="text1" w:themeTint="F2"/>
+          <w:sz w:val="20"/>
+          <w:szCs w:val="20"/>
+        </w:rPr>
+      </w:pPr>
+    </w:p>
+    <w:p>
+      <w:pPr>
+        <w:jc w:val="center"/>
+        <w:rPr>
+          <w:rFonts w:asciiTheme="majorHAnsi" w:eastAsiaTheme="majorHAnsi" w:hAnsiTheme="majorHAnsi" w:cstheme="majorBidi" w:hint="eastAsia"/>
+          <w:color w:val="0D0D0D" w:themeColor="text1" w:themeTint="F2"/>
+          <w:sz w:val="20"/>
+          <w:szCs w:val="20"/>
+        </w:rPr>
+      </w:pPr>
+    </w:p>
+    <w:p>
+      <w:pPr>
         <w:rPr>
           <w:rFonts w:asciiTheme="majorHAnsi" w:eastAsiaTheme="majorHAnsi" w:hAnsiTheme="majorHAnsi" w:cstheme="majorBidi"/>
           <w:color w:val="0D0D0D" w:themeColor="text1" w:themeTint="F2"/>
@@ -1072,6 +1347,75 @@
     </w:p>
     <w:p>
       <w:pPr>
+        <w:ind w:left="360"/>
+        <w:jc w:val="center"/>
+        <w:rPr>
+          <w:rFonts w:asciiTheme="majorHAnsi" w:eastAsiaTheme="majorHAnsi" w:hAnsiTheme="majorHAnsi" w:cstheme="majorBidi" w:hint="eastAsia"/>
+          <w:color w:val="0D0D0D" w:themeColor="text1" w:themeTint="F2"/>
+          <w:sz w:val="20"/>
+          <w:szCs w:val="20"/>
+        </w:rPr>
+      </w:pPr>
+      <w:r>
+        <w:rPr>
+          <w:rFonts w:asciiTheme="majorHAnsi" w:eastAsiaTheme="majorHAnsi" w:hAnsiTheme="majorHAnsi" w:cstheme="majorBidi"/>
+          <w:noProof/>
+          <w:color w:val="0D0D0D" w:themeColor="text1" w:themeTint="F2"/>
+          <w:sz w:val="20"/>
+          <w:szCs w:val="20"/>
+        </w:rPr>
+        <w:drawing>
+          <wp:inline distT="0" distB="0" distL="0" distR="0" wp14:anchorId="5F23F39A" wp14:editId="776C603B">
+            <wp:extent cx="5513833" cy="5400675"/>
+            <wp:effectExtent l="0" t="0" r="0" b="0"/>
+            <wp:docPr id="74577277" name="그림 3"/>
+            <wp:cNvGraphicFramePr>
+              <a:graphicFrameLocks xmlns:a="http://schemas.openxmlformats.org/drawingml/2006/main" noChangeAspect="1"/>
+            </wp:cNvGraphicFramePr>
+            <a:graphic xmlns:a="http://schemas.openxmlformats.org/drawingml/2006/main">
+              <a:graphicData uri="http://schemas.openxmlformats.org/drawingml/2006/picture">
+                <pic:pic xmlns:pic="http://schemas.openxmlformats.org/drawingml/2006/picture">
+                  <pic:nvPicPr>
+                    <pic:cNvPr id="0" name="Picture 6"/>
+                    <pic:cNvPicPr>
+                      <a:picLocks noChangeAspect="1" noChangeArrowheads="1"/>
+                    </pic:cNvPicPr>
+                  </pic:nvPicPr>
+                  <pic:blipFill>
+                    <a:blip r:embed="rId9">
+                      <a:extLst>
+                        <a:ext uri="{28A0092B-C50C-407E-A947-70E740481C1C}">
+                          <a14:useLocalDpi xmlns:a14="http://schemas.microsoft.com/office/drawing/2010/main" val="0"/>
+                        </a:ext>
+                      </a:extLst>
+                    </a:blip>
+                    <a:srcRect/>
+                    <a:stretch>
+                      <a:fillRect/>
+                    </a:stretch>
+                  </pic:blipFill>
+                  <pic:spPr bwMode="auto">
+                    <a:xfrm>
+                      <a:off x="0" y="0"/>
+                      <a:ext cx="5537729" cy="5424080"/>
+                    </a:xfrm>
+                    <a:prstGeom prst="rect">
+                      <a:avLst/>
+                    </a:prstGeom>
+                    <a:noFill/>
+                    <a:ln>
+                      <a:noFill/>
+                    </a:ln>
+                  </pic:spPr>
+                </pic:pic>
+              </a:graphicData>
+            </a:graphic>
+          </wp:inline>
+        </w:drawing>
+      </w:r>
+    </w:p>
+    <w:p>
+      <w:pPr>
         <w:numPr>
           <w:ilvl w:val="0"/>
           <w:numId w:val="4"/>
@@ -1090,7 +1434,27 @@
           <w:sz w:val="20"/>
           <w:szCs w:val="20"/>
         </w:rPr>
-        <w:t>왜곡 정도 확인: 왜도 값이 16.48로 매우 높아, 모델 학습 전 분포를 정규화</w:t>
+        <w:t xml:space="preserve">왜곡 정도 확인: </w:t>
+      </w:r>
+      <w:proofErr w:type="spellStart"/>
+      <w:r>
+        <w:rPr>
+          <w:rFonts w:asciiTheme="majorHAnsi" w:eastAsiaTheme="majorHAnsi" w:hAnsiTheme="majorHAnsi" w:cstheme="majorBidi"/>
+          <w:color w:val="0D0D0D" w:themeColor="text1" w:themeTint="F2"/>
+          <w:sz w:val="20"/>
+          <w:szCs w:val="20"/>
+        </w:rPr>
+        <w:t>왜도</w:t>
+      </w:r>
+      <w:proofErr w:type="spellEnd"/>
+      <w:r>
+        <w:rPr>
+          <w:rFonts w:asciiTheme="majorHAnsi" w:eastAsiaTheme="majorHAnsi" w:hAnsiTheme="majorHAnsi" w:cstheme="majorBidi"/>
+          <w:color w:val="0D0D0D" w:themeColor="text1" w:themeTint="F2"/>
+          <w:sz w:val="20"/>
+          <w:szCs w:val="20"/>
+        </w:rPr>
+        <w:t xml:space="preserve"> 값이 16.48로 매우 높아, 모델 학습 전 분포를 정규화</w:t>
       </w:r>
       <w:r>
         <w:rPr>
@@ -1120,13 +1484,64 @@
           <w:szCs w:val="20"/>
         </w:rPr>
       </w:pPr>
-      <w:r>
-        <w:rPr>
-          <w:rFonts w:asciiTheme="majorHAnsi" w:eastAsiaTheme="majorHAnsi" w:hAnsiTheme="majorHAnsi" w:cstheme="majorBidi"/>
-          <w:color w:val="0D0D0D" w:themeColor="text1" w:themeTint="F2"/>
-          <w:sz w:val="20"/>
-          <w:szCs w:val="20"/>
-        </w:rPr>
+    </w:p>
+    <w:p>
+      <w:pPr>
+        <w:rPr>
+          <w:rFonts w:asciiTheme="majorHAnsi" w:eastAsiaTheme="majorHAnsi" w:hAnsiTheme="majorHAnsi" w:cstheme="majorBidi"/>
+          <w:color w:val="0D0D0D" w:themeColor="text1" w:themeTint="F2"/>
+          <w:sz w:val="20"/>
+          <w:szCs w:val="20"/>
+        </w:rPr>
+      </w:pPr>
+    </w:p>
+    <w:p>
+      <w:pPr>
+        <w:rPr>
+          <w:rFonts w:asciiTheme="majorHAnsi" w:eastAsiaTheme="majorHAnsi" w:hAnsiTheme="majorHAnsi" w:cstheme="majorBidi"/>
+          <w:color w:val="0D0D0D" w:themeColor="text1" w:themeTint="F2"/>
+          <w:sz w:val="20"/>
+          <w:szCs w:val="20"/>
+        </w:rPr>
+      </w:pPr>
+    </w:p>
+    <w:p>
+      <w:pPr>
+        <w:rPr>
+          <w:rFonts w:asciiTheme="majorHAnsi" w:eastAsiaTheme="majorHAnsi" w:hAnsiTheme="majorHAnsi" w:cstheme="majorBidi"/>
+          <w:color w:val="0D0D0D" w:themeColor="text1" w:themeTint="F2"/>
+          <w:sz w:val="20"/>
+          <w:szCs w:val="20"/>
+        </w:rPr>
+      </w:pPr>
+    </w:p>
+    <w:p>
+      <w:pPr>
+        <w:rPr>
+          <w:rFonts w:asciiTheme="majorHAnsi" w:eastAsiaTheme="majorHAnsi" w:hAnsiTheme="majorHAnsi" w:cstheme="majorBidi" w:hint="eastAsia"/>
+          <w:color w:val="0D0D0D" w:themeColor="text1" w:themeTint="F2"/>
+          <w:sz w:val="20"/>
+          <w:szCs w:val="20"/>
+        </w:rPr>
+      </w:pPr>
+    </w:p>
+    <w:p>
+      <w:pPr>
+        <w:rPr>
+          <w:rFonts w:asciiTheme="majorHAnsi" w:eastAsiaTheme="majorHAnsi" w:hAnsiTheme="majorHAnsi" w:cstheme="majorBidi"/>
+          <w:color w:val="0D0D0D" w:themeColor="text1" w:themeTint="F2"/>
+          <w:sz w:val="20"/>
+          <w:szCs w:val="20"/>
+        </w:rPr>
+      </w:pPr>
+      <w:r>
+        <w:rPr>
+          <w:rFonts w:asciiTheme="majorHAnsi" w:eastAsiaTheme="majorHAnsi" w:hAnsiTheme="majorHAnsi" w:cstheme="majorBidi"/>
+          <w:color w:val="0D0D0D" w:themeColor="text1" w:themeTint="F2"/>
+          <w:sz w:val="20"/>
+          <w:szCs w:val="20"/>
+        </w:rPr>
+        <w:lastRenderedPageBreak/>
         <w:t>관계 분석: Time, Amount와 Class 간의 관계 시각화</w:t>
       </w:r>
     </w:p>
@@ -1150,7 +1565,136 @@
           <w:sz w:val="20"/>
           <w:szCs w:val="20"/>
         </w:rPr>
-        <w:t xml:space="preserve">Time vs. Class: Time 피처는 사기 거래(Class=1)와 정상 거래(Class=0) 간의 분포에 큰 차이를 보이지 않습니다. 즉, 절대적인 시간 정보 자체는 사기 거래 탐지에 큰 예측력을 갖지 못함을 시사합니다. </w:t>
+        <w:t xml:space="preserve">Time vs. Class: Time 피처는 사기 </w:t>
+      </w:r>
+      <w:proofErr w:type="gramStart"/>
+      <w:r>
+        <w:rPr>
+          <w:rFonts w:asciiTheme="majorHAnsi" w:eastAsiaTheme="majorHAnsi" w:hAnsiTheme="majorHAnsi" w:cstheme="majorBidi"/>
+          <w:color w:val="0D0D0D" w:themeColor="text1" w:themeTint="F2"/>
+          <w:sz w:val="20"/>
+          <w:szCs w:val="20"/>
+        </w:rPr>
+        <w:t>거래(</w:t>
+      </w:r>
+      <w:proofErr w:type="gramEnd"/>
+      <w:r>
+        <w:rPr>
+          <w:rFonts w:asciiTheme="majorHAnsi" w:eastAsiaTheme="majorHAnsi" w:hAnsiTheme="majorHAnsi" w:cstheme="majorBidi"/>
+          <w:color w:val="0D0D0D" w:themeColor="text1" w:themeTint="F2"/>
+          <w:sz w:val="20"/>
+          <w:szCs w:val="20"/>
+        </w:rPr>
+        <w:t>Class=</w:t>
+      </w:r>
+      <w:proofErr w:type="gramStart"/>
+      <w:r>
+        <w:rPr>
+          <w:rFonts w:asciiTheme="majorHAnsi" w:eastAsiaTheme="majorHAnsi" w:hAnsiTheme="majorHAnsi" w:cstheme="majorBidi"/>
+          <w:color w:val="0D0D0D" w:themeColor="text1" w:themeTint="F2"/>
+          <w:sz w:val="20"/>
+          <w:szCs w:val="20"/>
+        </w:rPr>
+        <w:t>1)와</w:t>
+      </w:r>
+      <w:proofErr w:type="gramEnd"/>
+      <w:r>
+        <w:rPr>
+          <w:rFonts w:asciiTheme="majorHAnsi" w:eastAsiaTheme="majorHAnsi" w:hAnsiTheme="majorHAnsi" w:cstheme="majorBidi"/>
+          <w:color w:val="0D0D0D" w:themeColor="text1" w:themeTint="F2"/>
+          <w:sz w:val="20"/>
+          <w:szCs w:val="20"/>
+        </w:rPr>
+        <w:t xml:space="preserve"> 정상 </w:t>
+      </w:r>
+      <w:proofErr w:type="gramStart"/>
+      <w:r>
+        <w:rPr>
+          <w:rFonts w:asciiTheme="majorHAnsi" w:eastAsiaTheme="majorHAnsi" w:hAnsiTheme="majorHAnsi" w:cstheme="majorBidi"/>
+          <w:color w:val="0D0D0D" w:themeColor="text1" w:themeTint="F2"/>
+          <w:sz w:val="20"/>
+          <w:szCs w:val="20"/>
+        </w:rPr>
+        <w:t>거래(</w:t>
+      </w:r>
+      <w:proofErr w:type="gramEnd"/>
+      <w:r>
+        <w:rPr>
+          <w:rFonts w:asciiTheme="majorHAnsi" w:eastAsiaTheme="majorHAnsi" w:hAnsiTheme="majorHAnsi" w:cstheme="majorBidi"/>
+          <w:color w:val="0D0D0D" w:themeColor="text1" w:themeTint="F2"/>
+          <w:sz w:val="20"/>
+          <w:szCs w:val="20"/>
+        </w:rPr>
+        <w:t xml:space="preserve">Class=0) 간의 분포에 큰 차이를 보이지 않습니다. 즉, 절대적인 시간 정보 자체는 사기 거래 탐지에 큰 예측력을 갖지 못함을 시사합니다. </w:t>
+      </w:r>
+    </w:p>
+    <w:p>
+      <w:pPr>
+        <w:ind w:left="360"/>
+        <w:jc w:val="center"/>
+        <w:rPr>
+          <w:rFonts w:asciiTheme="majorHAnsi" w:eastAsiaTheme="majorHAnsi" w:hAnsiTheme="majorHAnsi" w:cstheme="majorBidi" w:hint="eastAsia"/>
+          <w:color w:val="0D0D0D" w:themeColor="text1" w:themeTint="F2"/>
+          <w:sz w:val="20"/>
+          <w:szCs w:val="20"/>
+        </w:rPr>
+      </w:pPr>
+      <w:r>
+        <w:rPr>
+          <w:rFonts w:asciiTheme="majorHAnsi" w:eastAsiaTheme="majorHAnsi" w:hAnsiTheme="majorHAnsi" w:cstheme="majorBidi" w:hint="eastAsia"/>
+          <w:noProof/>
+          <w:color w:val="0D0D0D" w:themeColor="text1" w:themeTint="F2"/>
+          <w:sz w:val="20"/>
+          <w:szCs w:val="20"/>
+        </w:rPr>
+        <w:drawing>
+          <wp:inline distT="0" distB="0" distL="0" distR="0" wp14:anchorId="04B7A3FD" wp14:editId="18427CB2">
+            <wp:extent cx="5314950" cy="3900049"/>
+            <wp:effectExtent l="0" t="0" r="0" b="5715"/>
+            <wp:docPr id="1342843558" name="그림 4"/>
+            <wp:cNvGraphicFramePr>
+              <a:graphicFrameLocks xmlns:a="http://schemas.openxmlformats.org/drawingml/2006/main" noChangeAspect="1"/>
+            </wp:cNvGraphicFramePr>
+            <a:graphic xmlns:a="http://schemas.openxmlformats.org/drawingml/2006/main">
+              <a:graphicData uri="http://schemas.openxmlformats.org/drawingml/2006/picture">
+                <pic:pic xmlns:pic="http://schemas.openxmlformats.org/drawingml/2006/picture">
+                  <pic:nvPicPr>
+                    <pic:cNvPr id="0" name="Picture 7"/>
+                    <pic:cNvPicPr>
+                      <a:picLocks noChangeAspect="1" noChangeArrowheads="1"/>
+                    </pic:cNvPicPr>
+                  </pic:nvPicPr>
+                  <pic:blipFill>
+                    <a:blip r:embed="rId10">
+                      <a:extLst>
+                        <a:ext uri="{28A0092B-C50C-407E-A947-70E740481C1C}">
+                          <a14:useLocalDpi xmlns:a14="http://schemas.microsoft.com/office/drawing/2010/main" val="0"/>
+                        </a:ext>
+                      </a:extLst>
+                    </a:blip>
+                    <a:srcRect/>
+                    <a:stretch>
+                      <a:fillRect/>
+                    </a:stretch>
+                  </pic:blipFill>
+                  <pic:spPr bwMode="auto">
+                    <a:xfrm>
+                      <a:off x="0" y="0"/>
+                      <a:ext cx="5324072" cy="3906743"/>
+                    </a:xfrm>
+                    <a:prstGeom prst="rect">
+                      <a:avLst/>
+                    </a:prstGeom>
+                    <a:noFill/>
+                    <a:ln>
+                      <a:noFill/>
+                    </a:ln>
+                  </pic:spPr>
+                </pic:pic>
+              </a:graphicData>
+            </a:graphic>
+          </wp:inline>
+        </w:drawing>
       </w:r>
     </w:p>
     <w:p>
@@ -1178,6 +1722,75 @@
     </w:p>
     <w:p>
       <w:pPr>
+        <w:ind w:left="360"/>
+        <w:jc w:val="center"/>
+        <w:rPr>
+          <w:rFonts w:asciiTheme="majorHAnsi" w:eastAsiaTheme="majorHAnsi" w:hAnsiTheme="majorHAnsi" w:cstheme="majorBidi" w:hint="eastAsia"/>
+          <w:color w:val="0D0D0D" w:themeColor="text1" w:themeTint="F2"/>
+          <w:sz w:val="20"/>
+          <w:szCs w:val="20"/>
+        </w:rPr>
+      </w:pPr>
+      <w:r>
+        <w:rPr>
+          <w:rFonts w:asciiTheme="majorHAnsi" w:eastAsiaTheme="majorHAnsi" w:hAnsiTheme="majorHAnsi" w:cstheme="majorBidi"/>
+          <w:noProof/>
+          <w:color w:val="0D0D0D" w:themeColor="text1" w:themeTint="F2"/>
+          <w:sz w:val="20"/>
+          <w:szCs w:val="20"/>
+        </w:rPr>
+        <w:drawing>
+          <wp:inline distT="0" distB="0" distL="0" distR="0" wp14:anchorId="2CB38386" wp14:editId="5E9B5437">
+            <wp:extent cx="4829175" cy="3636681"/>
+            <wp:effectExtent l="0" t="0" r="0" b="1905"/>
+            <wp:docPr id="757820082" name="그림 5"/>
+            <wp:cNvGraphicFramePr>
+              <a:graphicFrameLocks xmlns:a="http://schemas.openxmlformats.org/drawingml/2006/main" noChangeAspect="1"/>
+            </wp:cNvGraphicFramePr>
+            <a:graphic xmlns:a="http://schemas.openxmlformats.org/drawingml/2006/main">
+              <a:graphicData uri="http://schemas.openxmlformats.org/drawingml/2006/picture">
+                <pic:pic xmlns:pic="http://schemas.openxmlformats.org/drawingml/2006/picture">
+                  <pic:nvPicPr>
+                    <pic:cNvPr id="0" name="Picture 8"/>
+                    <pic:cNvPicPr>
+                      <a:picLocks noChangeAspect="1" noChangeArrowheads="1"/>
+                    </pic:cNvPicPr>
+                  </pic:nvPicPr>
+                  <pic:blipFill>
+                    <a:blip r:embed="rId11">
+                      <a:extLst>
+                        <a:ext uri="{28A0092B-C50C-407E-A947-70E740481C1C}">
+                          <a14:useLocalDpi xmlns:a14="http://schemas.microsoft.com/office/drawing/2010/main" val="0"/>
+                        </a:ext>
+                      </a:extLst>
+                    </a:blip>
+                    <a:srcRect/>
+                    <a:stretch>
+                      <a:fillRect/>
+                    </a:stretch>
+                  </pic:blipFill>
+                  <pic:spPr bwMode="auto">
+                    <a:xfrm>
+                      <a:off x="0" y="0"/>
+                      <a:ext cx="4834853" cy="3640957"/>
+                    </a:xfrm>
+                    <a:prstGeom prst="rect">
+                      <a:avLst/>
+                    </a:prstGeom>
+                    <a:noFill/>
+                    <a:ln>
+                      <a:noFill/>
+                    </a:ln>
+                  </pic:spPr>
+                </pic:pic>
+              </a:graphicData>
+            </a:graphic>
+          </wp:inline>
+        </w:drawing>
+      </w:r>
+    </w:p>
+    <w:p>
+      <w:pPr>
         <w:rPr>
           <w:rFonts w:asciiTheme="majorHAnsi" w:eastAsiaTheme="majorHAnsi" w:hAnsiTheme="majorHAnsi" w:cstheme="majorBidi"/>
           <w:color w:val="0D0D0D" w:themeColor="text1" w:themeTint="F2"/>
@@ -1202,7 +1815,16 @@
         <w:pStyle w:val="3"/>
       </w:pPr>
       <w:r>
-        <w:t>3.2.3 발견된 문제점 및 전처리 필요성</w:t>
+        <w:lastRenderedPageBreak/>
+        <w:t xml:space="preserve">3.2.3 발견된 문제점 및 </w:t>
+      </w:r>
+      <w:proofErr w:type="spellStart"/>
+      <w:r>
+        <w:t>전처리</w:t>
+      </w:r>
+      <w:proofErr w:type="spellEnd"/>
+      <w:r>
+        <w:t xml:space="preserve"> 필요성</w:t>
       </w:r>
     </w:p>
     <w:p>
@@ -1248,7 +1870,27 @@
           <w:sz w:val="20"/>
           <w:szCs w:val="20"/>
         </w:rPr>
-        <w:t>이상치 (Outlier) 존재 확인: Amount 피처의 높은 왜도와 Q-Q Plot을 통해 이상치가 다수 존재함을 확인했습니다. 이는 모델의 성능을 저해할 수 있습니다. 이상치 처리(제거/Capping) 필요</w:t>
+        <w:t xml:space="preserve">이상치 (Outlier) 존재 확인: Amount 피처의 높은 </w:t>
+      </w:r>
+      <w:proofErr w:type="spellStart"/>
+      <w:r>
+        <w:rPr>
+          <w:rFonts w:asciiTheme="majorHAnsi" w:eastAsiaTheme="majorHAnsi" w:hAnsiTheme="majorHAnsi" w:cstheme="majorBidi"/>
+          <w:color w:val="0D0D0D" w:themeColor="text1" w:themeTint="F2"/>
+          <w:sz w:val="20"/>
+          <w:szCs w:val="20"/>
+        </w:rPr>
+        <w:t>왜도와</w:t>
+      </w:r>
+      <w:proofErr w:type="spellEnd"/>
+      <w:r>
+        <w:rPr>
+          <w:rFonts w:asciiTheme="majorHAnsi" w:eastAsiaTheme="majorHAnsi" w:hAnsiTheme="majorHAnsi" w:cstheme="majorBidi"/>
+          <w:color w:val="0D0D0D" w:themeColor="text1" w:themeTint="F2"/>
+          <w:sz w:val="20"/>
+          <w:szCs w:val="20"/>
+        </w:rPr>
+        <w:t xml:space="preserve"> Q-Q Plot을 통해 이상치가 다수 존재함을 확인했습니다. 이는 모델의 성능을 저해할 수 있습니다. 이상치 처리(제거/Capping) 필요</w:t>
       </w:r>
     </w:p>
     <w:p>
@@ -1271,7 +1913,27 @@
           <w:sz w:val="20"/>
           <w:szCs w:val="20"/>
         </w:rPr>
-        <w:t>Amount 피처의 심한 왜곡 (Log 변환 필요성): 왜도(16.48)가 매우 높아 선형 모델이나 거리 기반 모델의 성능 저하를 막기 위해 분포 변환이 시급합니다. 로그 변환</w:t>
+        <w:t xml:space="preserve">Amount 피처의 심한 왜곡 (Log 변환 필요성): </w:t>
+      </w:r>
+      <w:proofErr w:type="spellStart"/>
+      <w:r>
+        <w:rPr>
+          <w:rFonts w:asciiTheme="majorHAnsi" w:eastAsiaTheme="majorHAnsi" w:hAnsiTheme="majorHAnsi" w:cstheme="majorBidi"/>
+          <w:color w:val="0D0D0D" w:themeColor="text1" w:themeTint="F2"/>
+          <w:sz w:val="20"/>
+          <w:szCs w:val="20"/>
+        </w:rPr>
+        <w:t>왜도</w:t>
+      </w:r>
+      <w:proofErr w:type="spellEnd"/>
+      <w:r>
+        <w:rPr>
+          <w:rFonts w:asciiTheme="majorHAnsi" w:eastAsiaTheme="majorHAnsi" w:hAnsiTheme="majorHAnsi" w:cstheme="majorBidi"/>
+          <w:color w:val="0D0D0D" w:themeColor="text1" w:themeTint="F2"/>
+          <w:sz w:val="20"/>
+          <w:szCs w:val="20"/>
+        </w:rPr>
+        <w:t>(16.48)가 매우 높아 선형 모델이나 거리 기반 모델의 성능 저하를 막기 위해 분포 변환이 시급합니다. 로그 변환</w:t>
       </w:r>
       <w:r>
         <w:rPr>
@@ -1318,8 +1980,15 @@
         <w:pStyle w:val="2"/>
       </w:pPr>
       <w:r>
-        <w:lastRenderedPageBreak/>
-        <w:t xml:space="preserve">3.3 데이터 전처리 및 피처 엔지니어링 </w:t>
+        <w:t xml:space="preserve">3.3 데이터 </w:t>
+      </w:r>
+      <w:proofErr w:type="spellStart"/>
+      <w:r>
+        <w:t>전처리</w:t>
+      </w:r>
+      <w:proofErr w:type="spellEnd"/>
+      <w:r>
+        <w:t xml:space="preserve"> 및 피처 엔지니어링 </w:t>
       </w:r>
     </w:p>
     <w:p>
@@ -1327,7 +1996,15 @@
         <w:pStyle w:val="3"/>
       </w:pPr>
       <w:r>
-        <w:t>3.3.1 결측치 및 이상치 처리</w:t>
+        <w:t xml:space="preserve">3.3.1 </w:t>
+      </w:r>
+      <w:proofErr w:type="spellStart"/>
+      <w:r>
+        <w:t>결측치</w:t>
+      </w:r>
+      <w:proofErr w:type="spellEnd"/>
+      <w:r>
+        <w:t xml:space="preserve"> 및 이상치 처리</w:t>
       </w:r>
     </w:p>
     <w:p>
@@ -1350,7 +2027,27 @@
           <w:sz w:val="20"/>
           <w:szCs w:val="20"/>
         </w:rPr>
-        <w:t xml:space="preserve">Time, Amount 피처 이상치 처리: 이상치 처리의 효과를 검증하기 위해 이상치 제거 전/후 LightGBM 모델 성능을 비교했습니다. </w:t>
+        <w:t xml:space="preserve">Time, Amount 피처 이상치 처리: 이상치 처리의 효과를 검증하기 위해 이상치 제거 전/후 </w:t>
+      </w:r>
+      <w:proofErr w:type="spellStart"/>
+      <w:r>
+        <w:rPr>
+          <w:rFonts w:asciiTheme="majorHAnsi" w:eastAsiaTheme="majorHAnsi" w:hAnsiTheme="majorHAnsi" w:cstheme="majorBidi"/>
+          <w:color w:val="0D0D0D" w:themeColor="text1" w:themeTint="F2"/>
+          <w:sz w:val="20"/>
+          <w:szCs w:val="20"/>
+        </w:rPr>
+        <w:t>LightGBM</w:t>
+      </w:r>
+      <w:proofErr w:type="spellEnd"/>
+      <w:r>
+        <w:rPr>
+          <w:rFonts w:asciiTheme="majorHAnsi" w:eastAsiaTheme="majorHAnsi" w:hAnsiTheme="majorHAnsi" w:cstheme="majorBidi"/>
+          <w:color w:val="0D0D0D" w:themeColor="text1" w:themeTint="F2"/>
+          <w:sz w:val="20"/>
+          <w:szCs w:val="20"/>
+        </w:rPr>
+        <w:t xml:space="preserve"> 모델 성능을 비교했습니다. </w:t>
       </w:r>
     </w:p>
     <w:p>
@@ -1547,14 +2244,45 @@
           <w:szCs w:val="20"/>
         </w:rPr>
       </w:pPr>
-      <w:r>
-        <w:rPr>
-          <w:rFonts w:asciiTheme="majorHAnsi" w:eastAsiaTheme="majorHAnsi" w:hAnsiTheme="majorHAnsi" w:cstheme="majorBidi"/>
-          <w:color w:val="0D0D0D" w:themeColor="text1" w:themeTint="F2"/>
-          <w:sz w:val="20"/>
-          <w:szCs w:val="20"/>
-        </w:rPr>
-        <w:t xml:space="preserve">StandardScaler 적용: 로그 변환된 Amount를 포함한 모든 피처(V1~V28, Amount)에 StandardScaler를 적용하여 표준화를 수행했습니다. </w:t>
+      <w:proofErr w:type="spellStart"/>
+      <w:r>
+        <w:rPr>
+          <w:rFonts w:asciiTheme="majorHAnsi" w:eastAsiaTheme="majorHAnsi" w:hAnsiTheme="majorHAnsi" w:cstheme="majorBidi"/>
+          <w:color w:val="0D0D0D" w:themeColor="text1" w:themeTint="F2"/>
+          <w:sz w:val="20"/>
+          <w:szCs w:val="20"/>
+        </w:rPr>
+        <w:t>StandardScaler</w:t>
+      </w:r>
+      <w:proofErr w:type="spellEnd"/>
+      <w:r>
+        <w:rPr>
+          <w:rFonts w:asciiTheme="majorHAnsi" w:eastAsiaTheme="majorHAnsi" w:hAnsiTheme="majorHAnsi" w:cstheme="majorBidi"/>
+          <w:color w:val="0D0D0D" w:themeColor="text1" w:themeTint="F2"/>
+          <w:sz w:val="20"/>
+          <w:szCs w:val="20"/>
+        </w:rPr>
+        <w:t xml:space="preserve"> 적용: 로그 변환된 Amount를 포함한 모든 피처(V1~V28, Amount)에 </w:t>
+      </w:r>
+      <w:proofErr w:type="spellStart"/>
+      <w:r>
+        <w:rPr>
+          <w:rFonts w:asciiTheme="majorHAnsi" w:eastAsiaTheme="majorHAnsi" w:hAnsiTheme="majorHAnsi" w:cstheme="majorBidi"/>
+          <w:color w:val="0D0D0D" w:themeColor="text1" w:themeTint="F2"/>
+          <w:sz w:val="20"/>
+          <w:szCs w:val="20"/>
+        </w:rPr>
+        <w:t>StandardScaler</w:t>
+      </w:r>
+      <w:proofErr w:type="spellEnd"/>
+      <w:r>
+        <w:rPr>
+          <w:rFonts w:asciiTheme="majorHAnsi" w:eastAsiaTheme="majorHAnsi" w:hAnsiTheme="majorHAnsi" w:cstheme="majorBidi"/>
+          <w:color w:val="0D0D0D" w:themeColor="text1" w:themeTint="F2"/>
+          <w:sz w:val="20"/>
+          <w:szCs w:val="20"/>
+        </w:rPr>
+        <w:t xml:space="preserve">를 적용하여 표준화를 수행했습니다. </w:t>
       </w:r>
     </w:p>
     <w:p>
@@ -1585,6 +2313,7 @@
         <w:pStyle w:val="3"/>
       </w:pPr>
       <w:r>
+        <w:lastRenderedPageBreak/>
         <w:t>3.3.4 불균형 데이터 처리 전략</w:t>
       </w:r>
     </w:p>
@@ -1604,7 +2333,27 @@
           <w:sz w:val="20"/>
           <w:szCs w:val="20"/>
         </w:rPr>
-        <w:t>클래스 불균형 문제를 해결하고 사기 탐지율(Recall)을 극대화하기 위해 두 가지 전략을 비교했습니다.</w:t>
+        <w:t xml:space="preserve">클래스 불균형 문제를 해결하고 사기 </w:t>
+      </w:r>
+      <w:proofErr w:type="spellStart"/>
+      <w:r>
+        <w:rPr>
+          <w:rFonts w:asciiTheme="majorHAnsi" w:eastAsiaTheme="majorHAnsi" w:hAnsiTheme="majorHAnsi" w:cstheme="majorBidi"/>
+          <w:color w:val="0D0D0D" w:themeColor="text1" w:themeTint="F2"/>
+          <w:sz w:val="20"/>
+          <w:szCs w:val="20"/>
+        </w:rPr>
+        <w:t>탐지율</w:t>
+      </w:r>
+      <w:proofErr w:type="spellEnd"/>
+      <w:r>
+        <w:rPr>
+          <w:rFonts w:asciiTheme="majorHAnsi" w:eastAsiaTheme="majorHAnsi" w:hAnsiTheme="majorHAnsi" w:cstheme="majorBidi"/>
+          <w:color w:val="0D0D0D" w:themeColor="text1" w:themeTint="F2"/>
+          <w:sz w:val="20"/>
+          <w:szCs w:val="20"/>
+        </w:rPr>
+        <w:t>(Recall)을 극대화하기 위해 두 가지 전략을 비교했습니다.</w:t>
       </w:r>
     </w:p>
     <w:p>
@@ -1646,7 +2395,27 @@
           <w:sz w:val="20"/>
           <w:szCs w:val="20"/>
         </w:rPr>
-        <w:t>적용: Logistic Regression, Random Forest, SVM 등 여러 기본 모델에 class_weight='balanced' 옵션을 적용하여 소수 클래스에 높은 가중치를 부여했습니다.</w:t>
+        <w:t xml:space="preserve">적용: Logistic Regression, Random Forest, SVM 등 여러 기본 모델에 </w:t>
+      </w:r>
+      <w:proofErr w:type="spellStart"/>
+      <w:r>
+        <w:rPr>
+          <w:rFonts w:asciiTheme="majorHAnsi" w:eastAsiaTheme="majorHAnsi" w:hAnsiTheme="majorHAnsi" w:cstheme="majorBidi"/>
+          <w:color w:val="0D0D0D" w:themeColor="text1" w:themeTint="F2"/>
+          <w:sz w:val="20"/>
+          <w:szCs w:val="20"/>
+        </w:rPr>
+        <w:t>class_weight</w:t>
+      </w:r>
+      <w:proofErr w:type="spellEnd"/>
+      <w:r>
+        <w:rPr>
+          <w:rFonts w:asciiTheme="majorHAnsi" w:eastAsiaTheme="majorHAnsi" w:hAnsiTheme="majorHAnsi" w:cstheme="majorBidi"/>
+          <w:color w:val="0D0D0D" w:themeColor="text1" w:themeTint="F2"/>
+          <w:sz w:val="20"/>
+          <w:szCs w:val="20"/>
+        </w:rPr>
+        <w:t>='balanced' 옵션을 적용하여 소수 클래스에 높은 가중치를 부여했습니다.</w:t>
       </w:r>
     </w:p>
     <w:p>
@@ -1688,8 +2457,19 @@
           <w:sz w:val="20"/>
           <w:szCs w:val="20"/>
         </w:rPr>
-        <w:t>SMOTE (Synthetic Minority Over-sampling Technique) 오버샘플링</w:t>
-      </w:r>
+        <w:t xml:space="preserve">SMOTE (Synthetic Minority Over-sampling Technique) </w:t>
+      </w:r>
+      <w:proofErr w:type="spellStart"/>
+      <w:r>
+        <w:rPr>
+          <w:rFonts w:asciiTheme="majorHAnsi" w:eastAsiaTheme="majorHAnsi" w:hAnsiTheme="majorHAnsi" w:cstheme="majorBidi"/>
+          <w:color w:val="0D0D0D" w:themeColor="text1" w:themeTint="F2"/>
+          <w:sz w:val="20"/>
+          <w:szCs w:val="20"/>
+        </w:rPr>
+        <w:t>오버샘플링</w:t>
+      </w:r>
+      <w:proofErr w:type="spellEnd"/>
     </w:p>
     <w:p>
       <w:pPr>
@@ -1711,7 +2491,6 @@
           <w:sz w:val="20"/>
           <w:szCs w:val="20"/>
         </w:rPr>
-        <w:lastRenderedPageBreak/>
         <w:t>적용: 학습 데이터셋에 SMOTE 기법을 적용하여 사기 거래(소수 클래스)와 유사한 합성 데이터를 생성했습니다.</w:t>
       </w:r>
     </w:p>
@@ -1722,7 +2501,7 @@
           <w:numId w:val="11"/>
         </w:numPr>
         <w:rPr>
-          <w:rFonts w:asciiTheme="majorHAnsi" w:eastAsiaTheme="majorHAnsi" w:hAnsiTheme="majorHAnsi" w:cstheme="majorBidi"/>
+          <w:rFonts w:asciiTheme="majorHAnsi" w:eastAsiaTheme="majorHAnsi" w:hAnsiTheme="majorHAnsi" w:cstheme="majorBidi" w:hint="eastAsia"/>
           <w:color w:val="0D0D0D" w:themeColor="text1" w:themeTint="F2"/>
           <w:sz w:val="20"/>
           <w:szCs w:val="20"/>
@@ -2462,6 +3241,16 @@
     </w:tbl>
     <w:p>
       <w:pPr>
+        <w:rPr>
+          <w:rFonts w:asciiTheme="majorHAnsi" w:eastAsiaTheme="majorHAnsi" w:hAnsiTheme="majorHAnsi" w:cstheme="majorBidi" w:hint="eastAsia"/>
+          <w:color w:val="0D0D0D" w:themeColor="text1" w:themeTint="F2"/>
+          <w:sz w:val="20"/>
+          <w:szCs w:val="20"/>
+        </w:rPr>
+      </w:pPr>
+    </w:p>
+    <w:p>
+      <w:pPr>
         <w:numPr>
           <w:ilvl w:val="0"/>
           <w:numId w:val="12"/>
@@ -2480,7 +3269,27 @@
           <w:sz w:val="20"/>
           <w:szCs w:val="20"/>
         </w:rPr>
-        <w:t>결론: SMOTE 적용 시 Recall(재현율)이 0.9184로 가장 높게 나타나, 사기 거래를 놓치지 않는다는 프로젝트 목표에 가장 부합함을 확인했습니다. 이후 모델 학습 및 앙상블 구성 시 SMOTE를 적용한 데이터셋을 주요 기반 데이터로 채택했습니다.</w:t>
+        <w:t>결론: SMOTE 적용 시 Recall(</w:t>
+      </w:r>
+      <w:proofErr w:type="spellStart"/>
+      <w:r>
+        <w:rPr>
+          <w:rFonts w:asciiTheme="majorHAnsi" w:eastAsiaTheme="majorHAnsi" w:hAnsiTheme="majorHAnsi" w:cstheme="majorBidi"/>
+          <w:color w:val="0D0D0D" w:themeColor="text1" w:themeTint="F2"/>
+          <w:sz w:val="20"/>
+          <w:szCs w:val="20"/>
+        </w:rPr>
+        <w:t>재현율</w:t>
+      </w:r>
+      <w:proofErr w:type="spellEnd"/>
+      <w:r>
+        <w:rPr>
+          <w:rFonts w:asciiTheme="majorHAnsi" w:eastAsiaTheme="majorHAnsi" w:hAnsiTheme="majorHAnsi" w:cstheme="majorBidi"/>
+          <w:color w:val="0D0D0D" w:themeColor="text1" w:themeTint="F2"/>
+          <w:sz w:val="20"/>
+          <w:szCs w:val="20"/>
+        </w:rPr>
+        <w:t>)이 0.9184로 가장 높게 나타나, 사기 거래를 놓치지 않는다는 프로젝트 목표에 가장 부합함을 확인했습니다. 이후 모델 학습 및 앙상블 구성 시 SMOTE를 적용한 데이터셋을 주요 기반 데이터로 채택했습니다.</w:t>
       </w:r>
     </w:p>
     <w:p>
